--- a/resources/dist/mapmaker/sheets/the-battle-of-vicksburg-teacher-notes-en.docx
+++ b/resources/dist/mapmaker/sheets/the-battle-of-vicksburg-teacher-notes-en.docx
@@ -45,7 +45,7 @@
         </w:rPr>
         <w:t xml:space="preserve">Map: </w:t>
       </w:r>
-      <w:hyperlink w:history="1" r:id="rIdqh0irur_f4xcgc8jj2vfl">
+      <w:hyperlink w:history="1" r:id="rIdu8w4guaphzutnxzmhjwsx">
         <w:r>
           <w:rPr>
             <w:color w:val="0A4FA8"/>
@@ -307,7 +307,7 @@
         </w:numPr>
         <w:spacing w:after="60"/>
       </w:pPr>
-      <w:hyperlink w:history="1" r:id="rIdw0txggu5a2k0uhu5s2o_m">
+      <w:hyperlink w:history="1" r:id="rIdofbvn0xb5iircw6wwatx_">
         <w:r>
           <w:rPr>
             <w:color w:val="0A4FA8"/>
@@ -329,7 +329,7 @@
         </w:numPr>
         <w:spacing w:after="60"/>
       </w:pPr>
-      <w:hyperlink w:history="1" r:id="rIdetxjer77twru8qyp9dj5o">
+      <w:hyperlink w:history="1" r:id="rIdp0u9bpx8glegkmufb3utd">
         <w:r>
           <w:rPr>
             <w:color w:val="0A4FA8"/>
@@ -351,7 +351,7 @@
         </w:numPr>
         <w:spacing w:after="60"/>
       </w:pPr>
-      <w:hyperlink w:history="1" r:id="rId9zwgvkedlkmj2roorw10i">
+      <w:hyperlink w:history="1" r:id="rIdio-tcptgn7cfogkwm3cxl">
         <w:r>
           <w:rPr>
             <w:color w:val="0A4FA8"/>

--- a/resources/dist/mapmaker/sheets/the-battle-of-vicksburg-teacher-notes-en.docx
+++ b/resources/dist/mapmaker/sheets/the-battle-of-vicksburg-teacher-notes-en.docx
@@ -45,7 +45,7 @@
         </w:rPr>
         <w:t xml:space="preserve">Map: </w:t>
       </w:r>
-      <w:hyperlink w:history="1" r:id="rIdu8w4guaphzutnxzmhjwsx">
+      <w:hyperlink w:history="1" r:id="rIdbyyzbyyxfstfiixny1fmt">
         <w:r>
           <w:rPr>
             <w:color w:val="0A4FA8"/>
@@ -307,7 +307,7 @@
         </w:numPr>
         <w:spacing w:after="60"/>
       </w:pPr>
-      <w:hyperlink w:history="1" r:id="rIdofbvn0xb5iircw6wwatx_">
+      <w:hyperlink w:history="1" r:id="rIdcbhpkx7m4svcu1zeiw_er">
         <w:r>
           <w:rPr>
             <w:color w:val="0A4FA8"/>
@@ -329,7 +329,7 @@
         </w:numPr>
         <w:spacing w:after="60"/>
       </w:pPr>
-      <w:hyperlink w:history="1" r:id="rIdp0u9bpx8glegkmufb3utd">
+      <w:hyperlink w:history="1" r:id="rIdcexjy4tidlqnc9_h8we8l">
         <w:r>
           <w:rPr>
             <w:color w:val="0A4FA8"/>
@@ -351,7 +351,7 @@
         </w:numPr>
         <w:spacing w:after="60"/>
       </w:pPr>
-      <w:hyperlink w:history="1" r:id="rIdio-tcptgn7cfogkwm3cxl">
+      <w:hyperlink w:history="1" r:id="rIdodot5hypjjx7lqiaflekt">
         <w:r>
           <w:rPr>
             <w:color w:val="0A4FA8"/>

--- a/resources/dist/mapmaker/sheets/the-battle-of-vicksburg-teacher-notes-en.docx
+++ b/resources/dist/mapmaker/sheets/the-battle-of-vicksburg-teacher-notes-en.docx
@@ -45,7 +45,7 @@
         </w:rPr>
         <w:t xml:space="preserve">Map: </w:t>
       </w:r>
-      <w:hyperlink w:history="1" r:id="rIdbyyzbyyxfstfiixny1fmt">
+      <w:hyperlink w:history="1" r:id="rIdowq8kx5b-wgqitzq6fcmq">
         <w:r>
           <w:rPr>
             <w:color w:val="0A4FA8"/>
@@ -307,7 +307,7 @@
         </w:numPr>
         <w:spacing w:after="60"/>
       </w:pPr>
-      <w:hyperlink w:history="1" r:id="rIdcbhpkx7m4svcu1zeiw_er">
+      <w:hyperlink w:history="1" r:id="rId-geefiip2opzwpjh3ohr4">
         <w:r>
           <w:rPr>
             <w:color w:val="0A4FA8"/>
@@ -329,7 +329,7 @@
         </w:numPr>
         <w:spacing w:after="60"/>
       </w:pPr>
-      <w:hyperlink w:history="1" r:id="rIdcexjy4tidlqnc9_h8we8l">
+      <w:hyperlink w:history="1" r:id="rIduatyjmphyyh6ooquwox7l">
         <w:r>
           <w:rPr>
             <w:color w:val="0A4FA8"/>
@@ -351,7 +351,7 @@
         </w:numPr>
         <w:spacing w:after="60"/>
       </w:pPr>
-      <w:hyperlink w:history="1" r:id="rIdodot5hypjjx7lqiaflekt">
+      <w:hyperlink w:history="1" r:id="rIdyqskwh2bblcceyv3ra5ct">
         <w:r>
           <w:rPr>
             <w:color w:val="0A4FA8"/>
@@ -2743,7 +2743,7 @@
       <w:pStyle w:val="Credits"/>
     </w:pPr>
     <w:r>
-      <w:t xml:space="preserve">Teacher notes: The Battle of Vicksburg, 0.7.0. For teachers.</w:t>
+      <w:t xml:space="preserve">Teacher notes: The Battle of Vicksburg, 0.7.1. For teachers.</w:t>
     </w:r>
   </w:p>
 </w:ftr>

--- a/resources/dist/mapmaker/sheets/the-battle-of-vicksburg-teacher-notes-en.docx
+++ b/resources/dist/mapmaker/sheets/the-battle-of-vicksburg-teacher-notes-en.docx
@@ -45,7 +45,7 @@
         </w:rPr>
         <w:t xml:space="preserve">Map: </w:t>
       </w:r>
-      <w:hyperlink w:history="1" r:id="rIdowq8kx5b-wgqitzq6fcmq">
+      <w:hyperlink w:history="1" r:id="rIddwwwz_d_a7fqsrv5ezp-j">
         <w:r>
           <w:rPr>
             <w:color w:val="0A4FA8"/>
@@ -307,7 +307,7 @@
         </w:numPr>
         <w:spacing w:after="60"/>
       </w:pPr>
-      <w:hyperlink w:history="1" r:id="rId-geefiip2opzwpjh3ohr4">
+      <w:hyperlink w:history="1" r:id="rIdkvaauiuwowjyqfwtoatgu">
         <w:r>
           <w:rPr>
             <w:color w:val="0A4FA8"/>
@@ -329,7 +329,7 @@
         </w:numPr>
         <w:spacing w:after="60"/>
       </w:pPr>
-      <w:hyperlink w:history="1" r:id="rIduatyjmphyyh6ooquwox7l">
+      <w:hyperlink w:history="1" r:id="rIdgzbq_f95xk84f1hmnys7i">
         <w:r>
           <w:rPr>
             <w:color w:val="0A4FA8"/>
@@ -351,7 +351,7 @@
         </w:numPr>
         <w:spacing w:after="60"/>
       </w:pPr>
-      <w:hyperlink w:history="1" r:id="rIdyqskwh2bblcceyv3ra5ct">
+      <w:hyperlink w:history="1" r:id="rIdenwzf7ibotoxxmcdqpyge">
         <w:r>
           <w:rPr>
             <w:color w:val="0A4FA8"/>

--- a/resources/dist/mapmaker/sheets/the-battle-of-vicksburg-teacher-notes-en.docx
+++ b/resources/dist/mapmaker/sheets/the-battle-of-vicksburg-teacher-notes-en.docx
@@ -45,7 +45,7 @@
         </w:rPr>
         <w:t xml:space="preserve">Map: </w:t>
       </w:r>
-      <w:hyperlink w:history="1" r:id="rIddwwwz_d_a7fqsrv5ezp-j">
+      <w:hyperlink w:history="1" r:id="rIdykhdkueemrr4thzgwm1th">
         <w:r>
           <w:rPr>
             <w:color w:val="0A4FA8"/>
@@ -307,7 +307,7 @@
         </w:numPr>
         <w:spacing w:after="60"/>
       </w:pPr>
-      <w:hyperlink w:history="1" r:id="rIdkvaauiuwowjyqfwtoatgu">
+      <w:hyperlink w:history="1" r:id="rIdawruxcf1srcaba5ajtekl">
         <w:r>
           <w:rPr>
             <w:color w:val="0A4FA8"/>
@@ -329,7 +329,7 @@
         </w:numPr>
         <w:spacing w:after="60"/>
       </w:pPr>
-      <w:hyperlink w:history="1" r:id="rIdgzbq_f95xk84f1hmnys7i">
+      <w:hyperlink w:history="1" r:id="rIdcuekqcyaq1gumisepsi_p">
         <w:r>
           <w:rPr>
             <w:color w:val="0A4FA8"/>
@@ -351,7 +351,7 @@
         </w:numPr>
         <w:spacing w:after="60"/>
       </w:pPr>
-      <w:hyperlink w:history="1" r:id="rIdenwzf7ibotoxxmcdqpyge">
+      <w:hyperlink w:history="1" r:id="rId3o8bqoccoez8t1y7sc1uu">
         <w:r>
           <w:rPr>
             <w:color w:val="0A4FA8"/>

--- a/resources/dist/mapmaker/sheets/the-battle-of-vicksburg-teacher-notes-en.docx
+++ b/resources/dist/mapmaker/sheets/the-battle-of-vicksburg-teacher-notes-en.docx
@@ -45,7 +45,7 @@
         </w:rPr>
         <w:t xml:space="preserve">Map: </w:t>
       </w:r>
-      <w:hyperlink w:history="1" r:id="rIdykhdkueemrr4thzgwm1th">
+      <w:hyperlink w:history="1" r:id="rIdatuwyhgvwmimo9e66fsq9">
         <w:r>
           <w:rPr>
             <w:color w:val="0A4FA8"/>
@@ -307,7 +307,7 @@
         </w:numPr>
         <w:spacing w:after="60"/>
       </w:pPr>
-      <w:hyperlink w:history="1" r:id="rIdawruxcf1srcaba5ajtekl">
+      <w:hyperlink w:history="1" r:id="rIdj7c8ml8b08lm_dszjnr1l">
         <w:r>
           <w:rPr>
             <w:color w:val="0A4FA8"/>
@@ -329,7 +329,7 @@
         </w:numPr>
         <w:spacing w:after="60"/>
       </w:pPr>
-      <w:hyperlink w:history="1" r:id="rIdcuekqcyaq1gumisepsi_p">
+      <w:hyperlink w:history="1" r:id="rIdo_fk1np-e3aeqtsl3grcw">
         <w:r>
           <w:rPr>
             <w:color w:val="0A4FA8"/>
@@ -351,7 +351,7 @@
         </w:numPr>
         <w:spacing w:after="60"/>
       </w:pPr>
-      <w:hyperlink w:history="1" r:id="rId3o8bqoccoez8t1y7sc1uu">
+      <w:hyperlink w:history="1" r:id="rIdbmpywn2xym8crxiwe9mwb">
         <w:r>
           <w:rPr>
             <w:color w:val="0A4FA8"/>
@@ -2743,7 +2743,7 @@
       <w:pStyle w:val="Credits"/>
     </w:pPr>
     <w:r>
-      <w:t xml:space="preserve">Teacher notes: The Battle of Vicksburg, 0.7.1. For teachers.</w:t>
+      <w:t xml:space="preserve">Teacher notes: The Battle of Vicksburg, 0.7.2. For teachers.</w:t>
     </w:r>
   </w:p>
 </w:ftr>

--- a/resources/dist/mapmaker/sheets/the-battle-of-vicksburg-teacher-notes-en.docx
+++ b/resources/dist/mapmaker/sheets/the-battle-of-vicksburg-teacher-notes-en.docx
@@ -45,7 +45,7 @@
         </w:rPr>
         <w:t xml:space="preserve">Map: </w:t>
       </w:r>
-      <w:hyperlink w:history="1" r:id="rIdatuwyhgvwmimo9e66fsq9">
+      <w:hyperlink w:history="1" r:id="rIdwzyyzgm31wnhju17l0kgj">
         <w:r>
           <w:rPr>
             <w:color w:val="0A4FA8"/>
@@ -307,7 +307,7 @@
         </w:numPr>
         <w:spacing w:after="60"/>
       </w:pPr>
-      <w:hyperlink w:history="1" r:id="rIdj7c8ml8b08lm_dszjnr1l">
+      <w:hyperlink w:history="1" r:id="rIdxcdf2phpo68zqomccbt8s">
         <w:r>
           <w:rPr>
             <w:color w:val="0A4FA8"/>
@@ -329,7 +329,7 @@
         </w:numPr>
         <w:spacing w:after="60"/>
       </w:pPr>
-      <w:hyperlink w:history="1" r:id="rIdo_fk1np-e3aeqtsl3grcw">
+      <w:hyperlink w:history="1" r:id="rIdlxhrtixpp-gixtjbl0wrl">
         <w:r>
           <w:rPr>
             <w:color w:val="0A4FA8"/>
@@ -351,7 +351,7 @@
         </w:numPr>
         <w:spacing w:after="60"/>
       </w:pPr>
-      <w:hyperlink w:history="1" r:id="rIdbmpywn2xym8crxiwe9mwb">
+      <w:hyperlink w:history="1" r:id="rId9oxyymeksjoeeqnlueo22">
         <w:r>
           <w:rPr>
             <w:color w:val="0A4FA8"/>

--- a/resources/dist/mapmaker/sheets/the-battle-of-vicksburg-teacher-notes-en.docx
+++ b/resources/dist/mapmaker/sheets/the-battle-of-vicksburg-teacher-notes-en.docx
@@ -45,7 +45,7 @@
         </w:rPr>
         <w:t xml:space="preserve">Map: </w:t>
       </w:r>
-      <w:hyperlink w:history="1" r:id="rIdwzyyzgm31wnhju17l0kgj">
+      <w:hyperlink w:history="1" r:id="rIdq6w2uhehmde0bbhalh-ph">
         <w:r>
           <w:rPr>
             <w:color w:val="0A4FA8"/>
@@ -307,7 +307,7 @@
         </w:numPr>
         <w:spacing w:after="60"/>
       </w:pPr>
-      <w:hyperlink w:history="1" r:id="rIdxcdf2phpo68zqomccbt8s">
+      <w:hyperlink w:history="1" r:id="rIdkomu-xm4mfsuru8fo5slb">
         <w:r>
           <w:rPr>
             <w:color w:val="0A4FA8"/>
@@ -329,7 +329,7 @@
         </w:numPr>
         <w:spacing w:after="60"/>
       </w:pPr>
-      <w:hyperlink w:history="1" r:id="rIdlxhrtixpp-gixtjbl0wrl">
+      <w:hyperlink w:history="1" r:id="rIdio_2r0r2tn-op-g995ctd">
         <w:r>
           <w:rPr>
             <w:color w:val="0A4FA8"/>
@@ -351,7 +351,7 @@
         </w:numPr>
         <w:spacing w:after="60"/>
       </w:pPr>
-      <w:hyperlink w:history="1" r:id="rId9oxyymeksjoeeqnlueo22">
+      <w:hyperlink w:history="1" r:id="rId490h_pbkpqirdlq-kuhf7">
         <w:r>
           <w:rPr>
             <w:color w:val="0A4FA8"/>

--- a/resources/dist/mapmaker/sheets/the-battle-of-vicksburg-teacher-notes-en.docx
+++ b/resources/dist/mapmaker/sheets/the-battle-of-vicksburg-teacher-notes-en.docx
@@ -45,7 +45,7 @@
         </w:rPr>
         <w:t xml:space="preserve">Map: </w:t>
       </w:r>
-      <w:hyperlink w:history="1" r:id="rIdq6w2uhehmde0bbhalh-ph">
+      <w:hyperlink w:history="1" r:id="rId-rhdlgg0mbjchwbdhiwnf">
         <w:r>
           <w:rPr>
             <w:color w:val="0A4FA8"/>
@@ -307,7 +307,7 @@
         </w:numPr>
         <w:spacing w:after="60"/>
       </w:pPr>
-      <w:hyperlink w:history="1" r:id="rIdkomu-xm4mfsuru8fo5slb">
+      <w:hyperlink w:history="1" r:id="rIddrv-loqjsuibvm13onmu5">
         <w:r>
           <w:rPr>
             <w:color w:val="0A4FA8"/>
@@ -329,7 +329,7 @@
         </w:numPr>
         <w:spacing w:after="60"/>
       </w:pPr>
-      <w:hyperlink w:history="1" r:id="rIdio_2r0r2tn-op-g995ctd">
+      <w:hyperlink w:history="1" r:id="rIdgclk_sw23vjqulgqzg2wf">
         <w:r>
           <w:rPr>
             <w:color w:val="0A4FA8"/>
@@ -351,7 +351,7 @@
         </w:numPr>
         <w:spacing w:after="60"/>
       </w:pPr>
-      <w:hyperlink w:history="1" r:id="rId490h_pbkpqirdlq-kuhf7">
+      <w:hyperlink w:history="1" r:id="rId45lpybxromlxbixn_wruz">
         <w:r>
           <w:rPr>
             <w:color w:val="0A4FA8"/>
